--- a/output/content/2026-03-23_cognitive-bias-executive-brief/cognitive-bias_brief_executives.docx
+++ b/output/content/2026-03-23_cognitive-bias-executive-brief/cognitive-bias_brief_executives.docx
@@ -741,11 +741,11 @@
         <w:tblLook w:firstColumn="1" w:firstRow="1" w:lastColumn="0" w:lastRow="0" w:noHBand="0" w:noVBand="1" w:val="04A0"/>
       </w:tblPr>
       <w:tblGrid>
-        <w:gridCol w:w="1949"/>
-        <w:gridCol w:w="1949"/>
-        <w:gridCol w:w="1949"/>
-        <w:gridCol w:w="1949"/>
-        <w:gridCol w:w="1949"/>
+        <w:gridCol w:w="850"/>
+        <w:gridCol w:w="1743"/>
+        <w:gridCol w:w="1743"/>
+        <w:gridCol w:w="2139"/>
+        <w:gridCol w:w="3208"/>
       </w:tblGrid>
       <w:tr>
         <w:tc>
